--- a/DESTINATION-NIGERIA-BRAND-KIT/09_DOCUMENT_TEMPLATES/PRESS_AND_MEDIA/DN_Media-Backgrounder_A4.docx
+++ b/DESTINATION-NIGERIA-BRAND-KIT/09_DOCUMENT_TEMPLATES/PRESS_AND_MEDIA/DN_Media-Backgrounder_A4.docx
@@ -272,7 +272,7 @@
         <w:rPr>
           <w:b/>
           <w:i w:val="0"/>
-          <w:color w:val="B4532A"/>
+          <w:color w:val="103428"/>
         </w:rPr>
         <w:t xml:space="preserve">Source verification: </w:t>
       </w:r>
@@ -302,7 +302,7 @@
   <w:p>
     <w:pPr>
       <w:pBdr>
-        <w:top w:val="single" w:sz="4" w:space="6" w:color="A9BFA9"/>
+        <w:top w:val="single" w:sz="4" w:space="6" w:color="E7DFCF"/>
       </w:pBdr>
       <w:tabs>
         <w:tab w:pos="9412" w:val="right"/>
@@ -324,7 +324,7 @@
         <w:color w:val="5F6662"/>
         <w:sz w:val="15"/>
       </w:rPr>
-      <w:t xml:space="preserve">  ·  </w:t>
+      <w:t xml:space="preserve">   </w:t>
     </w:r>
     <w:r>
       <w:rPr>
@@ -615,7 +615,7 @@
   <w:docDefaults>
     <w:rPrDefault>
       <w:rPr>
-        <w:rFonts w:asciiTheme="minorHAnsi" w:eastAsiaTheme="minorEastAsia" w:hAnsiTheme="minorHAnsi" w:cstheme="minorBidi"/>
+        <w:rFonts w:ascii="Public Sans" w:hAnsi="Public Sans" w:cs="Public Sans" w:eastAsia="Public Sans"/>
         <w:sz w:val="22"/>
         <w:szCs w:val="22"/>
         <w:lang w:val="en-US" w:eastAsia="en-US" w:bidi="ar-SA"/>
@@ -775,7 +775,7 @@
       <w:spacing w:before="0" w:after="120" w:line="317" w:lineRule="auto"/>
     </w:pPr>
     <w:rPr>
-      <w:rFonts w:ascii="Inter" w:hAnsi="Inter" w:cs="Inter" w:eastAsia="Inter"/>
+      <w:rFonts w:ascii="Public Sans" w:hAnsi="Public Sans" w:cs="Public Sans" w:eastAsia="Public Sans"/>
       <w:b w:val="0"/>
       <w:i w:val="0"/>
       <w:color w:val="1B201E"/>
@@ -837,16 +837,16 @@
     <w:pPr>
       <w:keepNext/>
       <w:keepLines/>
-      <w:spacing w:before="360" w:after="120" w:line="264" w:lineRule="auto"/>
+      <w:spacing w:before="440" w:after="160" w:line="259" w:lineRule="auto"/>
       <w:outlineLvl w:val="0"/>
     </w:pPr>
     <w:rPr>
-      <w:rFonts w:asciiTheme="majorHAnsi" w:eastAsiaTheme="majorEastAsia" w:hAnsiTheme="majorHAnsi" w:cstheme="majorBidi" w:ascii="Playfair Display" w:hAnsi="Playfair Display" w:cs="Playfair Display" w:eastAsia="Playfair Display"/>
+      <w:rFonts w:ascii="Newsreader Display" w:hAnsi="Newsreader Display" w:cs="Newsreader Display" w:eastAsia="Newsreader Display"/>
       <w:b w:val="0"/>
       <w:bCs/>
       <w:i w:val="0"/>
       <w:color w:val="103428"/>
-      <w:sz w:val="40"/>
+      <w:sz w:val="44"/>
       <w:szCs w:val="28"/>
     </w:rPr>
   </w:style>
@@ -866,12 +866,12 @@
       <w:outlineLvl w:val="1"/>
     </w:pPr>
     <w:rPr>
-      <w:rFonts w:asciiTheme="majorHAnsi" w:eastAsiaTheme="majorEastAsia" w:hAnsiTheme="majorHAnsi" w:cstheme="majorBidi" w:ascii="Inter" w:hAnsi="Inter" w:cs="Inter" w:eastAsia="Inter"/>
-      <w:b/>
+      <w:rFonts w:ascii="Newsreader Display" w:hAnsi="Newsreader Display" w:cs="Newsreader Display" w:eastAsia="Newsreader Display"/>
+      <w:b w:val="0"/>
       <w:bCs/>
       <w:i w:val="0"/>
       <w:color w:val="103428"/>
-      <w:sz w:val="25"/>
+      <w:sz w:val="28"/>
       <w:szCs w:val="26"/>
     </w:rPr>
   </w:style>
@@ -891,12 +891,12 @@
       <w:outlineLvl w:val="2"/>
     </w:pPr>
     <w:rPr>
-      <w:rFonts w:asciiTheme="majorHAnsi" w:eastAsiaTheme="majorEastAsia" w:hAnsiTheme="majorHAnsi" w:cstheme="majorBidi" w:ascii="Inter" w:hAnsi="Inter" w:cs="Inter" w:eastAsia="Inter"/>
+      <w:rFonts w:ascii="Public Sans" w:hAnsi="Public Sans" w:cs="Public Sans" w:eastAsia="Public Sans"/>
       <w:b/>
       <w:bCs/>
       <w:i w:val="0"/>
-      <w:color w:val="2C5040"/>
-      <w:sz w:val="20"/>
+      <w:color w:val="103428"/>
+      <w:sz w:val="19"/>
     </w:rPr>
   </w:style>
   <w:style w:type="paragraph" w:styleId="Heading4">
@@ -916,7 +916,7 @@
       <w:outlineLvl w:val="3"/>
     </w:pPr>
     <w:rPr>
-      <w:rFonts w:asciiTheme="majorHAnsi" w:eastAsiaTheme="majorEastAsia" w:hAnsiTheme="majorHAnsi" w:cstheme="majorBidi"/>
+      <w:rFonts w:ascii="Newsreader Display" w:hAnsi="Newsreader Display" w:cs="Newsreader Display"/>
       <w:b/>
       <w:bCs/>
       <w:i/>
@@ -941,7 +941,7 @@
       <w:outlineLvl w:val="4"/>
     </w:pPr>
     <w:rPr>
-      <w:rFonts w:asciiTheme="majorHAnsi" w:eastAsiaTheme="majorEastAsia" w:hAnsiTheme="majorHAnsi" w:cstheme="majorBidi"/>
+      <w:rFonts w:ascii="Newsreader Display" w:hAnsi="Newsreader Display" w:cs="Newsreader Display"/>
       <w:color w:val="243F60" w:themeColor="accent1" w:themeShade="7F"/>
     </w:rPr>
   </w:style>
@@ -962,7 +962,7 @@
       <w:outlineLvl w:val="5"/>
     </w:pPr>
     <w:rPr>
-      <w:rFonts w:asciiTheme="majorHAnsi" w:eastAsiaTheme="majorEastAsia" w:hAnsiTheme="majorHAnsi" w:cstheme="majorBidi"/>
+      <w:rFonts w:ascii="Newsreader Display" w:hAnsi="Newsreader Display" w:cs="Newsreader Display"/>
       <w:i/>
       <w:iCs/>
       <w:color w:val="243F60" w:themeColor="accent1" w:themeShade="7F"/>
@@ -985,7 +985,7 @@
       <w:outlineLvl w:val="6"/>
     </w:pPr>
     <w:rPr>
-      <w:rFonts w:asciiTheme="majorHAnsi" w:eastAsiaTheme="majorEastAsia" w:hAnsiTheme="majorHAnsi" w:cstheme="majorBidi"/>
+      <w:rFonts w:ascii="Newsreader Display" w:hAnsi="Newsreader Display" w:cs="Newsreader Display"/>
       <w:i/>
       <w:iCs/>
       <w:color w:val="404040" w:themeColor="text1" w:themeTint="BF"/>
@@ -1008,7 +1008,7 @@
       <w:outlineLvl w:val="7"/>
     </w:pPr>
     <w:rPr>
-      <w:rFonts w:asciiTheme="majorHAnsi" w:eastAsiaTheme="majorEastAsia" w:hAnsiTheme="majorHAnsi" w:cstheme="majorBidi"/>
+      <w:rFonts w:ascii="Newsreader Display" w:hAnsi="Newsreader Display" w:cs="Newsreader Display"/>
       <w:color w:val="4F81BD" w:themeColor="accent1"/>
       <w:sz w:val="20"/>
       <w:szCs w:val="20"/>
@@ -1031,7 +1031,7 @@
       <w:outlineLvl w:val="8"/>
     </w:pPr>
     <w:rPr>
-      <w:rFonts w:asciiTheme="majorHAnsi" w:eastAsiaTheme="majorEastAsia" w:hAnsiTheme="majorHAnsi" w:cstheme="majorBidi"/>
+      <w:rFonts w:ascii="Newsreader Display" w:hAnsi="Newsreader Display" w:cs="Newsreader Display"/>
       <w:i/>
       <w:iCs/>
       <w:color w:val="404040" w:themeColor="text1" w:themeTint="BF"/>
@@ -1082,7 +1082,7 @@
     <w:uiPriority w:val="9"/>
     <w:rsid w:val="00FC693F"/>
     <w:rPr>
-      <w:rFonts w:asciiTheme="majorHAnsi" w:eastAsiaTheme="majorEastAsia" w:hAnsiTheme="majorHAnsi" w:cstheme="majorBidi"/>
+      <w:rFonts w:ascii="Newsreader Display" w:hAnsi="Newsreader Display" w:cs="Newsreader Display"/>
       <w:b/>
       <w:bCs/>
       <w:color w:val="365F91" w:themeColor="accent1" w:themeShade="BF"/>
@@ -1097,7 +1097,7 @@
     <w:uiPriority w:val="9"/>
     <w:rsid w:val="00FC693F"/>
     <w:rPr>
-      <w:rFonts w:asciiTheme="majorHAnsi" w:eastAsiaTheme="majorEastAsia" w:hAnsiTheme="majorHAnsi" w:cstheme="majorBidi"/>
+      <w:rFonts w:ascii="Newsreader Display" w:hAnsi="Newsreader Display" w:cs="Newsreader Display"/>
       <w:b/>
       <w:bCs/>
       <w:color w:val="4F81BD" w:themeColor="accent1"/>
@@ -1112,7 +1112,7 @@
     <w:uiPriority w:val="9"/>
     <w:rsid w:val="00FC693F"/>
     <w:rPr>
-      <w:rFonts w:asciiTheme="majorHAnsi" w:eastAsiaTheme="majorEastAsia" w:hAnsiTheme="majorHAnsi" w:cstheme="majorBidi"/>
+      <w:rFonts w:ascii="Newsreader Display" w:hAnsi="Newsreader Display" w:cs="Newsreader Display"/>
       <w:b/>
       <w:bCs/>
       <w:color w:val="4F81BD" w:themeColor="accent1"/>
@@ -1127,17 +1127,17 @@
     <w:qFormat/>
     <w:rsid w:val="00FC693F"/>
     <w:pPr>
-      <w:spacing w:after="160" w:line="252" w:lineRule="auto" w:before="0"/>
+      <w:spacing w:after="200" w:line="245" w:lineRule="auto" w:before="0"/>
       <w:contextualSpacing/>
     </w:pPr>
     <w:rPr>
-      <w:rFonts w:asciiTheme="majorHAnsi" w:eastAsiaTheme="majorEastAsia" w:hAnsiTheme="majorHAnsi" w:cstheme="majorBidi" w:ascii="Playfair Display" w:hAnsi="Playfair Display" w:cs="Playfair Display" w:eastAsia="Playfair Display"/>
+      <w:rFonts w:ascii="Newsreader Display" w:hAnsi="Newsreader Display" w:cs="Newsreader Display" w:eastAsia="Newsreader Display"/>
       <w:b w:val="0"/>
       <w:i w:val="0"/>
       <w:color w:val="103428"/>
       <w:spacing w:val="5"/>
       <w:kern w:val="28"/>
-      <w:sz w:val="60"/>
+      <w:sz w:val="64"/>
       <w:szCs w:val="52"/>
     </w:rPr>
   </w:style>
@@ -1148,7 +1148,7 @@
     <w:uiPriority w:val="10"/>
     <w:rsid w:val="00FC693F"/>
     <w:rPr>
-      <w:rFonts w:asciiTheme="majorHAnsi" w:eastAsiaTheme="majorEastAsia" w:hAnsiTheme="majorHAnsi" w:cstheme="majorBidi"/>
+      <w:rFonts w:ascii="Newsreader Display" w:hAnsi="Newsreader Display" w:cs="Newsreader Display"/>
       <w:color w:val="17365D" w:themeColor="text2" w:themeShade="BF"/>
       <w:spacing w:val="5"/>
       <w:kern w:val="28"/>
@@ -1171,13 +1171,13 @@
       <w:spacing w:before="0" w:after="240" w:line="312" w:lineRule="auto"/>
     </w:pPr>
     <w:rPr>
-      <w:rFonts w:asciiTheme="majorHAnsi" w:eastAsiaTheme="majorEastAsia" w:hAnsiTheme="majorHAnsi" w:cstheme="majorBidi" w:ascii="Source Serif 4" w:hAnsi="Source Serif 4" w:cs="Source Serif 4" w:eastAsia="Source Serif 4"/>
+      <w:rFonts w:ascii="Newsreader Text" w:hAnsi="Newsreader Text" w:cs="Newsreader Text" w:eastAsia="Newsreader Text"/>
       <w:b w:val="0"/>
       <w:i w:val="0"/>
       <w:iCs/>
-      <w:color w:val="2C5040"/>
+      <w:color w:val="5F6662"/>
       <w:spacing w:val="15"/>
-      <w:sz w:val="28"/>
+      <w:sz w:val="26"/>
       <w:szCs w:val="24"/>
     </w:rPr>
   </w:style>
@@ -1188,7 +1188,7 @@
     <w:uiPriority w:val="11"/>
     <w:rsid w:val="00FC693F"/>
     <w:rPr>
-      <w:rFonts w:asciiTheme="majorHAnsi" w:eastAsiaTheme="majorEastAsia" w:hAnsiTheme="majorHAnsi" w:cstheme="majorBidi"/>
+      <w:rFonts w:ascii="Newsreader Display" w:hAnsi="Newsreader Display" w:cs="Newsreader Display"/>
       <w:i/>
       <w:iCs/>
       <w:color w:val="4F81BD" w:themeColor="accent1"/>
@@ -1317,7 +1317,7 @@
       <w:contextualSpacing/>
     </w:pPr>
     <w:rPr>
-      <w:rFonts w:ascii="Inter" w:hAnsi="Inter" w:cs="Inter" w:eastAsia="Inter"/>
+      <w:rFonts w:ascii="Public Sans" w:hAnsi="Public Sans" w:cs="Public Sans" w:eastAsia="Public Sans"/>
       <w:b w:val="0"/>
       <w:i w:val="0"/>
       <w:color w:val="1B201E"/>
@@ -1364,7 +1364,7 @@
       <w:contextualSpacing/>
     </w:pPr>
     <w:rPr>
-      <w:rFonts w:ascii="Inter" w:hAnsi="Inter" w:cs="Inter" w:eastAsia="Inter"/>
+      <w:rFonts w:ascii="Public Sans" w:hAnsi="Public Sans" w:cs="Public Sans" w:eastAsia="Public Sans"/>
       <w:b w:val="0"/>
       <w:i w:val="0"/>
       <w:color w:val="1B201E"/>
@@ -1480,12 +1480,12 @@
       <w:spacing w:before="240" w:after="240" w:line="324" w:lineRule="auto"/>
     </w:pPr>
     <w:rPr>
-      <w:rFonts w:ascii="Source Serif 4" w:hAnsi="Source Serif 4" w:cs="Source Serif 4" w:eastAsia="Source Serif 4"/>
+      <w:rFonts w:ascii="Newsreader Display" w:hAnsi="Newsreader Display" w:cs="Newsreader Display" w:eastAsia="Newsreader Display"/>
       <w:b w:val="0"/>
       <w:i/>
       <w:iCs/>
       <w:color w:val="103428"/>
-      <w:sz w:val="28"/>
+      <w:sz w:val="32"/>
     </w:rPr>
   </w:style>
   <w:style w:type="character" w:customStyle="1" w:styleId="QuoteChar">
@@ -1508,7 +1508,7 @@
     <w:semiHidden/>
     <w:rsid w:val="00FC693F"/>
     <w:rPr>
-      <w:rFonts w:asciiTheme="majorHAnsi" w:eastAsiaTheme="majorEastAsia" w:hAnsiTheme="majorHAnsi" w:cstheme="majorBidi"/>
+      <w:rFonts w:ascii="Newsreader Display" w:hAnsi="Newsreader Display" w:cs="Newsreader Display"/>
       <w:b/>
       <w:bCs/>
       <w:i/>
@@ -1524,7 +1524,7 @@
     <w:semiHidden/>
     <w:rsid w:val="00FC693F"/>
     <w:rPr>
-      <w:rFonts w:asciiTheme="majorHAnsi" w:eastAsiaTheme="majorEastAsia" w:hAnsiTheme="majorHAnsi" w:cstheme="majorBidi"/>
+      <w:rFonts w:ascii="Newsreader Display" w:hAnsi="Newsreader Display" w:cs="Newsreader Display"/>
       <w:color w:val="243F60" w:themeColor="accent1" w:themeShade="7F"/>
     </w:rPr>
   </w:style>
@@ -1536,7 +1536,7 @@
     <w:semiHidden/>
     <w:rsid w:val="00FC693F"/>
     <w:rPr>
-      <w:rFonts w:asciiTheme="majorHAnsi" w:eastAsiaTheme="majorEastAsia" w:hAnsiTheme="majorHAnsi" w:cstheme="majorBidi"/>
+      <w:rFonts w:ascii="Newsreader Display" w:hAnsi="Newsreader Display" w:cs="Newsreader Display"/>
       <w:i/>
       <w:iCs/>
       <w:color w:val="243F60" w:themeColor="accent1" w:themeShade="7F"/>
@@ -1550,7 +1550,7 @@
     <w:semiHidden/>
     <w:rsid w:val="00FC693F"/>
     <w:rPr>
-      <w:rFonts w:asciiTheme="majorHAnsi" w:eastAsiaTheme="majorEastAsia" w:hAnsiTheme="majorHAnsi" w:cstheme="majorBidi"/>
+      <w:rFonts w:ascii="Newsreader Display" w:hAnsi="Newsreader Display" w:cs="Newsreader Display"/>
       <w:i/>
       <w:iCs/>
       <w:color w:val="404040" w:themeColor="text1" w:themeTint="BF"/>
@@ -1564,7 +1564,7 @@
     <w:semiHidden/>
     <w:rsid w:val="00FC693F"/>
     <w:rPr>
-      <w:rFonts w:asciiTheme="majorHAnsi" w:eastAsiaTheme="majorEastAsia" w:hAnsiTheme="majorHAnsi" w:cstheme="majorBidi"/>
+      <w:rFonts w:ascii="Newsreader Display" w:hAnsi="Newsreader Display" w:cs="Newsreader Display"/>
       <w:color w:val="4F81BD" w:themeColor="accent1"/>
       <w:sz w:val="20"/>
       <w:szCs w:val="20"/>
@@ -1578,7 +1578,7 @@
     <w:semiHidden/>
     <w:rsid w:val="00FC693F"/>
     <w:rPr>
-      <w:rFonts w:asciiTheme="majorHAnsi" w:eastAsiaTheme="majorEastAsia" w:hAnsiTheme="majorHAnsi" w:cstheme="majorBidi"/>
+      <w:rFonts w:ascii="Newsreader Display" w:hAnsi="Newsreader Display" w:cs="Newsreader Display"/>
       <w:i/>
       <w:iCs/>
       <w:color w:val="404040" w:themeColor="text1" w:themeTint="BF"/>
@@ -1599,7 +1599,7 @@
       <w:spacing w:line="300" w:lineRule="auto" w:before="60" w:after="200"/>
     </w:pPr>
     <w:rPr>
-      <w:rFonts w:ascii="Inter" w:hAnsi="Inter" w:cs="Inter" w:eastAsia="Inter"/>
+      <w:rFonts w:ascii="Public Sans" w:hAnsi="Public Sans" w:cs="Public Sans" w:eastAsia="Public Sans"/>
       <w:b w:val="0"/>
       <w:bCs/>
       <w:i w:val="0"/>
@@ -3169,7 +3169,7 @@
         <w:spacing w:before="0" w:after="0" w:line="240" w:lineRule="auto"/>
       </w:pPr>
       <w:rPr>
-        <w:rFonts w:asciiTheme="majorHAnsi" w:eastAsiaTheme="majorEastAsia" w:hAnsiTheme="majorHAnsi" w:cstheme="majorBidi"/>
+        <w:rFonts w:ascii="Newsreader Display" w:hAnsi="Newsreader Display" w:cs="Newsreader Display"/>
         <w:b/>
         <w:bCs/>
       </w:rPr>
@@ -3190,7 +3190,7 @@
         <w:spacing w:before="0" w:after="0" w:line="240" w:lineRule="auto"/>
       </w:pPr>
       <w:rPr>
-        <w:rFonts w:asciiTheme="majorHAnsi" w:eastAsiaTheme="majorEastAsia" w:hAnsiTheme="majorHAnsi" w:cstheme="majorBidi"/>
+        <w:rFonts w:ascii="Newsreader Display" w:hAnsi="Newsreader Display" w:cs="Newsreader Display"/>
         <w:b/>
         <w:bCs/>
       </w:rPr>
@@ -3208,14 +3208,14 @@
     </w:tblStylePr>
     <w:tblStylePr w:type="firstCol">
       <w:rPr>
-        <w:rFonts w:asciiTheme="majorHAnsi" w:eastAsiaTheme="majorEastAsia" w:hAnsiTheme="majorHAnsi" w:cstheme="majorBidi"/>
+        <w:rFonts w:ascii="Newsreader Display" w:hAnsi="Newsreader Display" w:cs="Newsreader Display"/>
         <w:b/>
         <w:bCs/>
       </w:rPr>
     </w:tblStylePr>
     <w:tblStylePr w:type="lastCol">
       <w:rPr>
-        <w:rFonts w:asciiTheme="majorHAnsi" w:eastAsiaTheme="majorEastAsia" w:hAnsiTheme="majorHAnsi" w:cstheme="majorBidi"/>
+        <w:rFonts w:ascii="Newsreader Display" w:hAnsi="Newsreader Display" w:cs="Newsreader Display"/>
         <w:b/>
         <w:bCs/>
       </w:rPr>
@@ -3299,7 +3299,7 @@
         <w:spacing w:before="0" w:after="0" w:line="240" w:lineRule="auto"/>
       </w:pPr>
       <w:rPr>
-        <w:rFonts w:asciiTheme="majorHAnsi" w:eastAsiaTheme="majorEastAsia" w:hAnsiTheme="majorHAnsi" w:cstheme="majorBidi"/>
+        <w:rFonts w:ascii="Newsreader Display" w:hAnsi="Newsreader Display" w:cs="Newsreader Display"/>
         <w:b/>
         <w:bCs/>
       </w:rPr>
@@ -3320,7 +3320,7 @@
         <w:spacing w:before="0" w:after="0" w:line="240" w:lineRule="auto"/>
       </w:pPr>
       <w:rPr>
-        <w:rFonts w:asciiTheme="majorHAnsi" w:eastAsiaTheme="majorEastAsia" w:hAnsiTheme="majorHAnsi" w:cstheme="majorBidi"/>
+        <w:rFonts w:ascii="Newsreader Display" w:hAnsi="Newsreader Display" w:cs="Newsreader Display"/>
         <w:b/>
         <w:bCs/>
       </w:rPr>
@@ -3338,14 +3338,14 @@
     </w:tblStylePr>
     <w:tblStylePr w:type="firstCol">
       <w:rPr>
-        <w:rFonts w:asciiTheme="majorHAnsi" w:eastAsiaTheme="majorEastAsia" w:hAnsiTheme="majorHAnsi" w:cstheme="majorBidi"/>
+        <w:rFonts w:ascii="Newsreader Display" w:hAnsi="Newsreader Display" w:cs="Newsreader Display"/>
         <w:b/>
         <w:bCs/>
       </w:rPr>
     </w:tblStylePr>
     <w:tblStylePr w:type="lastCol">
       <w:rPr>
-        <w:rFonts w:asciiTheme="majorHAnsi" w:eastAsiaTheme="majorEastAsia" w:hAnsiTheme="majorHAnsi" w:cstheme="majorBidi"/>
+        <w:rFonts w:ascii="Newsreader Display" w:hAnsi="Newsreader Display" w:cs="Newsreader Display"/>
         <w:b/>
         <w:bCs/>
       </w:rPr>
@@ -3429,7 +3429,7 @@
         <w:spacing w:before="0" w:after="0" w:line="240" w:lineRule="auto"/>
       </w:pPr>
       <w:rPr>
-        <w:rFonts w:asciiTheme="majorHAnsi" w:eastAsiaTheme="majorEastAsia" w:hAnsiTheme="majorHAnsi" w:cstheme="majorBidi"/>
+        <w:rFonts w:ascii="Newsreader Display" w:hAnsi="Newsreader Display" w:cs="Newsreader Display"/>
         <w:b/>
         <w:bCs/>
       </w:rPr>
@@ -3450,7 +3450,7 @@
         <w:spacing w:before="0" w:after="0" w:line="240" w:lineRule="auto"/>
       </w:pPr>
       <w:rPr>
-        <w:rFonts w:asciiTheme="majorHAnsi" w:eastAsiaTheme="majorEastAsia" w:hAnsiTheme="majorHAnsi" w:cstheme="majorBidi"/>
+        <w:rFonts w:ascii="Newsreader Display" w:hAnsi="Newsreader Display" w:cs="Newsreader Display"/>
         <w:b/>
         <w:bCs/>
       </w:rPr>
@@ -3468,14 +3468,14 @@
     </w:tblStylePr>
     <w:tblStylePr w:type="firstCol">
       <w:rPr>
-        <w:rFonts w:asciiTheme="majorHAnsi" w:eastAsiaTheme="majorEastAsia" w:hAnsiTheme="majorHAnsi" w:cstheme="majorBidi"/>
+        <w:rFonts w:ascii="Newsreader Display" w:hAnsi="Newsreader Display" w:cs="Newsreader Display"/>
         <w:b/>
         <w:bCs/>
       </w:rPr>
     </w:tblStylePr>
     <w:tblStylePr w:type="lastCol">
       <w:rPr>
-        <w:rFonts w:asciiTheme="majorHAnsi" w:eastAsiaTheme="majorEastAsia" w:hAnsiTheme="majorHAnsi" w:cstheme="majorBidi"/>
+        <w:rFonts w:ascii="Newsreader Display" w:hAnsi="Newsreader Display" w:cs="Newsreader Display"/>
         <w:b/>
         <w:bCs/>
       </w:rPr>
@@ -3559,7 +3559,7 @@
         <w:spacing w:before="0" w:after="0" w:line="240" w:lineRule="auto"/>
       </w:pPr>
       <w:rPr>
-        <w:rFonts w:asciiTheme="majorHAnsi" w:eastAsiaTheme="majorEastAsia" w:hAnsiTheme="majorHAnsi" w:cstheme="majorBidi"/>
+        <w:rFonts w:ascii="Newsreader Display" w:hAnsi="Newsreader Display" w:cs="Newsreader Display"/>
         <w:b/>
         <w:bCs/>
       </w:rPr>
@@ -3580,7 +3580,7 @@
         <w:spacing w:before="0" w:after="0" w:line="240" w:lineRule="auto"/>
       </w:pPr>
       <w:rPr>
-        <w:rFonts w:asciiTheme="majorHAnsi" w:eastAsiaTheme="majorEastAsia" w:hAnsiTheme="majorHAnsi" w:cstheme="majorBidi"/>
+        <w:rFonts w:ascii="Newsreader Display" w:hAnsi="Newsreader Display" w:cs="Newsreader Display"/>
         <w:b/>
         <w:bCs/>
       </w:rPr>
@@ -3598,14 +3598,14 @@
     </w:tblStylePr>
     <w:tblStylePr w:type="firstCol">
       <w:rPr>
-        <w:rFonts w:asciiTheme="majorHAnsi" w:eastAsiaTheme="majorEastAsia" w:hAnsiTheme="majorHAnsi" w:cstheme="majorBidi"/>
+        <w:rFonts w:ascii="Newsreader Display" w:hAnsi="Newsreader Display" w:cs="Newsreader Display"/>
         <w:b/>
         <w:bCs/>
       </w:rPr>
     </w:tblStylePr>
     <w:tblStylePr w:type="lastCol">
       <w:rPr>
-        <w:rFonts w:asciiTheme="majorHAnsi" w:eastAsiaTheme="majorEastAsia" w:hAnsiTheme="majorHAnsi" w:cstheme="majorBidi"/>
+        <w:rFonts w:ascii="Newsreader Display" w:hAnsi="Newsreader Display" w:cs="Newsreader Display"/>
         <w:b/>
         <w:bCs/>
       </w:rPr>
@@ -3689,7 +3689,7 @@
         <w:spacing w:before="0" w:after="0" w:line="240" w:lineRule="auto"/>
       </w:pPr>
       <w:rPr>
-        <w:rFonts w:asciiTheme="majorHAnsi" w:eastAsiaTheme="majorEastAsia" w:hAnsiTheme="majorHAnsi" w:cstheme="majorBidi"/>
+        <w:rFonts w:ascii="Newsreader Display" w:hAnsi="Newsreader Display" w:cs="Newsreader Display"/>
         <w:b/>
         <w:bCs/>
       </w:rPr>
@@ -3710,7 +3710,7 @@
         <w:spacing w:before="0" w:after="0" w:line="240" w:lineRule="auto"/>
       </w:pPr>
       <w:rPr>
-        <w:rFonts w:asciiTheme="majorHAnsi" w:eastAsiaTheme="majorEastAsia" w:hAnsiTheme="majorHAnsi" w:cstheme="majorBidi"/>
+        <w:rFonts w:ascii="Newsreader Display" w:hAnsi="Newsreader Display" w:cs="Newsreader Display"/>
         <w:b/>
         <w:bCs/>
       </w:rPr>
@@ -3728,14 +3728,14 @@
     </w:tblStylePr>
     <w:tblStylePr w:type="firstCol">
       <w:rPr>
-        <w:rFonts w:asciiTheme="majorHAnsi" w:eastAsiaTheme="majorEastAsia" w:hAnsiTheme="majorHAnsi" w:cstheme="majorBidi"/>
+        <w:rFonts w:ascii="Newsreader Display" w:hAnsi="Newsreader Display" w:cs="Newsreader Display"/>
         <w:b/>
         <w:bCs/>
       </w:rPr>
     </w:tblStylePr>
     <w:tblStylePr w:type="lastCol">
       <w:rPr>
-        <w:rFonts w:asciiTheme="majorHAnsi" w:eastAsiaTheme="majorEastAsia" w:hAnsiTheme="majorHAnsi" w:cstheme="majorBidi"/>
+        <w:rFonts w:ascii="Newsreader Display" w:hAnsi="Newsreader Display" w:cs="Newsreader Display"/>
         <w:b/>
         <w:bCs/>
       </w:rPr>
@@ -3819,7 +3819,7 @@
         <w:spacing w:before="0" w:after="0" w:line="240" w:lineRule="auto"/>
       </w:pPr>
       <w:rPr>
-        <w:rFonts w:asciiTheme="majorHAnsi" w:eastAsiaTheme="majorEastAsia" w:hAnsiTheme="majorHAnsi" w:cstheme="majorBidi"/>
+        <w:rFonts w:ascii="Newsreader Display" w:hAnsi="Newsreader Display" w:cs="Newsreader Display"/>
         <w:b/>
         <w:bCs/>
       </w:rPr>
@@ -3840,7 +3840,7 @@
         <w:spacing w:before="0" w:after="0" w:line="240" w:lineRule="auto"/>
       </w:pPr>
       <w:rPr>
-        <w:rFonts w:asciiTheme="majorHAnsi" w:eastAsiaTheme="majorEastAsia" w:hAnsiTheme="majorHAnsi" w:cstheme="majorBidi"/>
+        <w:rFonts w:ascii="Newsreader Display" w:hAnsi="Newsreader Display" w:cs="Newsreader Display"/>
         <w:b/>
         <w:bCs/>
       </w:rPr>
@@ -3858,14 +3858,14 @@
     </w:tblStylePr>
     <w:tblStylePr w:type="firstCol">
       <w:rPr>
-        <w:rFonts w:asciiTheme="majorHAnsi" w:eastAsiaTheme="majorEastAsia" w:hAnsiTheme="majorHAnsi" w:cstheme="majorBidi"/>
+        <w:rFonts w:ascii="Newsreader Display" w:hAnsi="Newsreader Display" w:cs="Newsreader Display"/>
         <w:b/>
         <w:bCs/>
       </w:rPr>
     </w:tblStylePr>
     <w:tblStylePr w:type="lastCol">
       <w:rPr>
-        <w:rFonts w:asciiTheme="majorHAnsi" w:eastAsiaTheme="majorEastAsia" w:hAnsiTheme="majorHAnsi" w:cstheme="majorBidi"/>
+        <w:rFonts w:ascii="Newsreader Display" w:hAnsi="Newsreader Display" w:cs="Newsreader Display"/>
         <w:b/>
         <w:bCs/>
       </w:rPr>
@@ -3949,7 +3949,7 @@
         <w:spacing w:before="0" w:after="0" w:line="240" w:lineRule="auto"/>
       </w:pPr>
       <w:rPr>
-        <w:rFonts w:asciiTheme="majorHAnsi" w:eastAsiaTheme="majorEastAsia" w:hAnsiTheme="majorHAnsi" w:cstheme="majorBidi"/>
+        <w:rFonts w:ascii="Newsreader Display" w:hAnsi="Newsreader Display" w:cs="Newsreader Display"/>
         <w:b/>
         <w:bCs/>
       </w:rPr>
@@ -3970,7 +3970,7 @@
         <w:spacing w:before="0" w:after="0" w:line="240" w:lineRule="auto"/>
       </w:pPr>
       <w:rPr>
-        <w:rFonts w:asciiTheme="majorHAnsi" w:eastAsiaTheme="majorEastAsia" w:hAnsiTheme="majorHAnsi" w:cstheme="majorBidi"/>
+        <w:rFonts w:ascii="Newsreader Display" w:hAnsi="Newsreader Display" w:cs="Newsreader Display"/>
         <w:b/>
         <w:bCs/>
       </w:rPr>
@@ -3988,14 +3988,14 @@
     </w:tblStylePr>
     <w:tblStylePr w:type="firstCol">
       <w:rPr>
-        <w:rFonts w:asciiTheme="majorHAnsi" w:eastAsiaTheme="majorEastAsia" w:hAnsiTheme="majorHAnsi" w:cstheme="majorBidi"/>
+        <w:rFonts w:ascii="Newsreader Display" w:hAnsi="Newsreader Display" w:cs="Newsreader Display"/>
         <w:b/>
         <w:bCs/>
       </w:rPr>
     </w:tblStylePr>
     <w:tblStylePr w:type="lastCol">
       <w:rPr>
-        <w:rFonts w:asciiTheme="majorHAnsi" w:eastAsiaTheme="majorEastAsia" w:hAnsiTheme="majorHAnsi" w:cstheme="majorBidi"/>
+        <w:rFonts w:ascii="Newsreader Display" w:hAnsi="Newsreader Display" w:cs="Newsreader Display"/>
         <w:b/>
         <w:bCs/>
       </w:rPr>
@@ -5860,7 +5860,7 @@
     </w:tblPr>
     <w:tblStylePr w:type="firstRow">
       <w:rPr>
-        <w:rFonts w:asciiTheme="majorHAnsi" w:eastAsiaTheme="majorEastAsia" w:hAnsiTheme="majorHAnsi" w:cstheme="majorBidi"/>
+        <w:rFonts w:ascii="Newsreader Display" w:hAnsi="Newsreader Display" w:cs="Newsreader Display"/>
       </w:rPr>
       <w:tblPr/>
       <w:tcPr>
@@ -5944,7 +5944,7 @@
     </w:tblPr>
     <w:tblStylePr w:type="firstRow">
       <w:rPr>
-        <w:rFonts w:asciiTheme="majorHAnsi" w:eastAsiaTheme="majorEastAsia" w:hAnsiTheme="majorHAnsi" w:cstheme="majorBidi"/>
+        <w:rFonts w:ascii="Newsreader Display" w:hAnsi="Newsreader Display" w:cs="Newsreader Display"/>
       </w:rPr>
       <w:tblPr/>
       <w:tcPr>
@@ -6028,7 +6028,7 @@
     </w:tblPr>
     <w:tblStylePr w:type="firstRow">
       <w:rPr>
-        <w:rFonts w:asciiTheme="majorHAnsi" w:eastAsiaTheme="majorEastAsia" w:hAnsiTheme="majorHAnsi" w:cstheme="majorBidi"/>
+        <w:rFonts w:ascii="Newsreader Display" w:hAnsi="Newsreader Display" w:cs="Newsreader Display"/>
       </w:rPr>
       <w:tblPr/>
       <w:tcPr>
@@ -6112,7 +6112,7 @@
     </w:tblPr>
     <w:tblStylePr w:type="firstRow">
       <w:rPr>
-        <w:rFonts w:asciiTheme="majorHAnsi" w:eastAsiaTheme="majorEastAsia" w:hAnsiTheme="majorHAnsi" w:cstheme="majorBidi"/>
+        <w:rFonts w:ascii="Newsreader Display" w:hAnsi="Newsreader Display" w:cs="Newsreader Display"/>
       </w:rPr>
       <w:tblPr/>
       <w:tcPr>
@@ -6196,7 +6196,7 @@
     </w:tblPr>
     <w:tblStylePr w:type="firstRow">
       <w:rPr>
-        <w:rFonts w:asciiTheme="majorHAnsi" w:eastAsiaTheme="majorEastAsia" w:hAnsiTheme="majorHAnsi" w:cstheme="majorBidi"/>
+        <w:rFonts w:ascii="Newsreader Display" w:hAnsi="Newsreader Display" w:cs="Newsreader Display"/>
       </w:rPr>
       <w:tblPr/>
       <w:tcPr>
@@ -6280,7 +6280,7 @@
     </w:tblPr>
     <w:tblStylePr w:type="firstRow">
       <w:rPr>
-        <w:rFonts w:asciiTheme="majorHAnsi" w:eastAsiaTheme="majorEastAsia" w:hAnsiTheme="majorHAnsi" w:cstheme="majorBidi"/>
+        <w:rFonts w:ascii="Newsreader Display" w:hAnsi="Newsreader Display" w:cs="Newsreader Display"/>
       </w:rPr>
       <w:tblPr/>
       <w:tcPr>
@@ -6364,7 +6364,7 @@
     </w:tblPr>
     <w:tblStylePr w:type="firstRow">
       <w:rPr>
-        <w:rFonts w:asciiTheme="majorHAnsi" w:eastAsiaTheme="majorEastAsia" w:hAnsiTheme="majorHAnsi" w:cstheme="majorBidi"/>
+        <w:rFonts w:ascii="Newsreader Display" w:hAnsi="Newsreader Display" w:cs="Newsreader Display"/>
       </w:rPr>
       <w:tblPr/>
       <w:tcPr>
@@ -6429,7 +6429,7 @@
       <w:spacing w:after="0" w:line="240" w:lineRule="auto"/>
     </w:pPr>
     <w:rPr>
-      <w:rFonts w:asciiTheme="majorHAnsi" w:eastAsiaTheme="majorEastAsia" w:hAnsiTheme="majorHAnsi" w:cstheme="majorBidi"/>
+      <w:rFonts w:ascii="Newsreader Display" w:hAnsi="Newsreader Display" w:cs="Newsreader Display"/>
       <w:color w:val="000000" w:themeColor="text1"/>
     </w:rPr>
     <w:tblPr>
@@ -6557,7 +6557,7 @@
       <w:spacing w:after="0" w:line="240" w:lineRule="auto"/>
     </w:pPr>
     <w:rPr>
-      <w:rFonts w:asciiTheme="majorHAnsi" w:eastAsiaTheme="majorEastAsia" w:hAnsiTheme="majorHAnsi" w:cstheme="majorBidi"/>
+      <w:rFonts w:ascii="Newsreader Display" w:hAnsi="Newsreader Display" w:cs="Newsreader Display"/>
       <w:color w:val="000000" w:themeColor="text1"/>
     </w:rPr>
     <w:tblPr>
@@ -6685,7 +6685,7 @@
       <w:spacing w:after="0" w:line="240" w:lineRule="auto"/>
     </w:pPr>
     <w:rPr>
-      <w:rFonts w:asciiTheme="majorHAnsi" w:eastAsiaTheme="majorEastAsia" w:hAnsiTheme="majorHAnsi" w:cstheme="majorBidi"/>
+      <w:rFonts w:ascii="Newsreader Display" w:hAnsi="Newsreader Display" w:cs="Newsreader Display"/>
       <w:color w:val="000000" w:themeColor="text1"/>
     </w:rPr>
     <w:tblPr>
@@ -6813,7 +6813,7 @@
       <w:spacing w:after="0" w:line="240" w:lineRule="auto"/>
     </w:pPr>
     <w:rPr>
-      <w:rFonts w:asciiTheme="majorHAnsi" w:eastAsiaTheme="majorEastAsia" w:hAnsiTheme="majorHAnsi" w:cstheme="majorBidi"/>
+      <w:rFonts w:ascii="Newsreader Display" w:hAnsi="Newsreader Display" w:cs="Newsreader Display"/>
       <w:color w:val="000000" w:themeColor="text1"/>
     </w:rPr>
     <w:tblPr>
@@ -6941,7 +6941,7 @@
       <w:spacing w:after="0" w:line="240" w:lineRule="auto"/>
     </w:pPr>
     <w:rPr>
-      <w:rFonts w:asciiTheme="majorHAnsi" w:eastAsiaTheme="majorEastAsia" w:hAnsiTheme="majorHAnsi" w:cstheme="majorBidi"/>
+      <w:rFonts w:ascii="Newsreader Display" w:hAnsi="Newsreader Display" w:cs="Newsreader Display"/>
       <w:color w:val="000000" w:themeColor="text1"/>
     </w:rPr>
     <w:tblPr>
@@ -7069,7 +7069,7 @@
       <w:spacing w:after="0" w:line="240" w:lineRule="auto"/>
     </w:pPr>
     <w:rPr>
-      <w:rFonts w:asciiTheme="majorHAnsi" w:eastAsiaTheme="majorEastAsia" w:hAnsiTheme="majorHAnsi" w:cstheme="majorBidi"/>
+      <w:rFonts w:ascii="Newsreader Display" w:hAnsi="Newsreader Display" w:cs="Newsreader Display"/>
       <w:color w:val="000000" w:themeColor="text1"/>
     </w:rPr>
     <w:tblPr>
@@ -7197,7 +7197,7 @@
       <w:spacing w:after="0" w:line="240" w:lineRule="auto"/>
     </w:pPr>
     <w:rPr>
-      <w:rFonts w:asciiTheme="majorHAnsi" w:eastAsiaTheme="majorEastAsia" w:hAnsiTheme="majorHAnsi" w:cstheme="majorBidi"/>
+      <w:rFonts w:ascii="Newsreader Display" w:hAnsi="Newsreader Display" w:cs="Newsreader Display"/>
       <w:color w:val="000000" w:themeColor="text1"/>
     </w:rPr>
     <w:tblPr>
@@ -7836,7 +7836,7 @@
       <w:spacing w:after="0" w:line="240" w:lineRule="auto"/>
     </w:pPr>
     <w:rPr>
-      <w:rFonts w:asciiTheme="majorHAnsi" w:eastAsiaTheme="majorEastAsia" w:hAnsiTheme="majorHAnsi" w:cstheme="majorBidi"/>
+      <w:rFonts w:ascii="Newsreader Display" w:hAnsi="Newsreader Display" w:cs="Newsreader Display"/>
       <w:color w:val="000000" w:themeColor="text1"/>
     </w:rPr>
     <w:tblPr>
@@ -7961,7 +7961,7 @@
       <w:spacing w:after="0" w:line="240" w:lineRule="auto"/>
     </w:pPr>
     <w:rPr>
-      <w:rFonts w:asciiTheme="majorHAnsi" w:eastAsiaTheme="majorEastAsia" w:hAnsiTheme="majorHAnsi" w:cstheme="majorBidi"/>
+      <w:rFonts w:ascii="Newsreader Display" w:hAnsi="Newsreader Display" w:cs="Newsreader Display"/>
       <w:color w:val="000000" w:themeColor="text1"/>
     </w:rPr>
     <w:tblPr>
@@ -8086,7 +8086,7 @@
       <w:spacing w:after="0" w:line="240" w:lineRule="auto"/>
     </w:pPr>
     <w:rPr>
-      <w:rFonts w:asciiTheme="majorHAnsi" w:eastAsiaTheme="majorEastAsia" w:hAnsiTheme="majorHAnsi" w:cstheme="majorBidi"/>
+      <w:rFonts w:ascii="Newsreader Display" w:hAnsi="Newsreader Display" w:cs="Newsreader Display"/>
       <w:color w:val="000000" w:themeColor="text1"/>
     </w:rPr>
     <w:tblPr>
@@ -8211,7 +8211,7 @@
       <w:spacing w:after="0" w:line="240" w:lineRule="auto"/>
     </w:pPr>
     <w:rPr>
-      <w:rFonts w:asciiTheme="majorHAnsi" w:eastAsiaTheme="majorEastAsia" w:hAnsiTheme="majorHAnsi" w:cstheme="majorBidi"/>
+      <w:rFonts w:ascii="Newsreader Display" w:hAnsi="Newsreader Display" w:cs="Newsreader Display"/>
       <w:color w:val="000000" w:themeColor="text1"/>
     </w:rPr>
     <w:tblPr>
@@ -8336,7 +8336,7 @@
       <w:spacing w:after="0" w:line="240" w:lineRule="auto"/>
     </w:pPr>
     <w:rPr>
-      <w:rFonts w:asciiTheme="majorHAnsi" w:eastAsiaTheme="majorEastAsia" w:hAnsiTheme="majorHAnsi" w:cstheme="majorBidi"/>
+      <w:rFonts w:ascii="Newsreader Display" w:hAnsi="Newsreader Display" w:cs="Newsreader Display"/>
       <w:color w:val="000000" w:themeColor="text1"/>
     </w:rPr>
     <w:tblPr>
@@ -8461,7 +8461,7 @@
       <w:spacing w:after="0" w:line="240" w:lineRule="auto"/>
     </w:pPr>
     <w:rPr>
-      <w:rFonts w:asciiTheme="majorHAnsi" w:eastAsiaTheme="majorEastAsia" w:hAnsiTheme="majorHAnsi" w:cstheme="majorBidi"/>
+      <w:rFonts w:ascii="Newsreader Display" w:hAnsi="Newsreader Display" w:cs="Newsreader Display"/>
       <w:color w:val="000000" w:themeColor="text1"/>
     </w:rPr>
     <w:tblPr>
@@ -8586,7 +8586,7 @@
       <w:spacing w:after="0" w:line="240" w:lineRule="auto"/>
     </w:pPr>
     <w:rPr>
-      <w:rFonts w:asciiTheme="majorHAnsi" w:eastAsiaTheme="majorEastAsia" w:hAnsiTheme="majorHAnsi" w:cstheme="majorBidi"/>
+      <w:rFonts w:ascii="Newsreader Display" w:hAnsi="Newsreader Display" w:cs="Newsreader Display"/>
       <w:color w:val="000000" w:themeColor="text1"/>
     </w:rPr>
     <w:tblPr>
@@ -12501,27 +12501,27 @@
       <w:spacing w:before="0" w:after="80" w:line="288" w:lineRule="auto"/>
     </w:pPr>
     <w:rPr>
-      <w:rFonts w:ascii="Inter" w:hAnsi="Inter" w:cs="Inter" w:eastAsia="Inter"/>
+      <w:rFonts w:ascii="Public Sans" w:hAnsi="Public Sans" w:cs="Public Sans" w:eastAsia="Public Sans"/>
       <w:b/>
       <w:i w:val="0"/>
       <w:caps/>
-      <w:color w:val="9A6510"/>
-      <w:sz w:val="16"/>
-      <w:spacing w:val="32"/>
+      <w:color w:val="8A5A0C"/>
+      <w:sz w:val="15"/>
+      <w:spacing w:val="12"/>
     </w:rPr>
   </w:style>
   <w:style w:type="paragraph" w:customStyle="1" w:styleId="Lead">
     <w:name w:val="Lead"/>
     <w:basedOn w:val="Normal"/>
     <w:pPr>
-      <w:spacing w:before="0" w:after="200" w:line="336" w:lineRule="auto"/>
+      <w:spacing w:before="0" w:after="240" w:line="331" w:lineRule="auto"/>
     </w:pPr>
     <w:rPr>
-      <w:rFonts w:ascii="Source Serif 4" w:hAnsi="Source Serif 4" w:cs="Source Serif 4" w:eastAsia="Source Serif 4"/>
+      <w:rFonts w:ascii="Newsreader Text" w:hAnsi="Newsreader Text" w:cs="Newsreader Text" w:eastAsia="Newsreader Text"/>
       <w:b w:val="0"/>
       <w:i w:val="0"/>
       <w:color w:val="103428"/>
-      <w:sz w:val="25"/>
+      <w:sz w:val="26"/>
     </w:rPr>
   </w:style>
   <w:style w:type="paragraph" w:customStyle="1" w:styleId="Small">
@@ -12531,7 +12531,7 @@
       <w:spacing w:before="0" w:after="40" w:line="300" w:lineRule="auto"/>
     </w:pPr>
     <w:rPr>
-      <w:rFonts w:ascii="Inter" w:hAnsi="Inter" w:cs="Inter" w:eastAsia="Inter"/>
+      <w:rFonts w:ascii="Public Sans" w:hAnsi="Public Sans" w:cs="Public Sans" w:eastAsia="Public Sans"/>
       <w:b w:val="0"/>
       <w:i w:val="0"/>
       <w:color w:val="5F6662"/>
@@ -12545,7 +12545,7 @@
       <w:spacing w:before="20" w:after="20" w:line="276" w:lineRule="auto"/>
     </w:pPr>
     <w:rPr>
-      <w:rFonts w:ascii="Inter" w:hAnsi="Inter" w:cs="Inter" w:eastAsia="Inter"/>
+      <w:rFonts w:ascii="Public Sans" w:hAnsi="Public Sans" w:cs="Public Sans" w:eastAsia="Public Sans"/>
       <w:b w:val="0"/>
       <w:i w:val="0"/>
       <w:color w:val="1B201E"/>
@@ -12559,13 +12559,13 @@
       <w:spacing w:before="40" w:after="40" w:line="264" w:lineRule="auto"/>
     </w:pPr>
     <w:rPr>
-      <w:rFonts w:ascii="Inter" w:hAnsi="Inter" w:cs="Inter" w:eastAsia="Inter"/>
+      <w:rFonts w:ascii="Public Sans" w:hAnsi="Public Sans" w:cs="Public Sans" w:eastAsia="Public Sans"/>
       <w:b/>
       <w:i w:val="0"/>
       <w:caps/>
       <w:color w:val="103428"/>
-      <w:sz w:val="16"/>
-      <w:spacing w:val="12"/>
+      <w:sz w:val="15"/>
+      <w:spacing w:val="10"/>
     </w:rPr>
   </w:style>
 </w:styles>
